--- a/benchmark/outputs/gold/image_heavy_008_B.docx
+++ b/benchmark/outputs/gold/image_heavy_008_B.docx
@@ -17,13 +17,13 @@
         <w:autoSpaceDE w:val="0"/>
         <w:pStyle w:val="Heading1"/>
         <w:widowControl/>
-        <w:spacing w:line="414" w:lineRule="exact" w:before="240" w:after="80"/>
+        <w:spacing w:line="414" w:lineRule="exact" w:before="0" w:after="136"/>
         <w:ind w:left="8" w:right="0" w:firstLine="0"/>
         <w:jc w:val="left"/>
       </w:pPr>
       <w:r>
         <w:rPr>
-          <w:rFonts w:ascii="Helvetica" w:hAnsi="Helvetica" w:eastAsia="Helvetica"/>
+          <w:rFonts w:ascii="Arial" w:hAnsi="Arial" w:eastAsia="Helvetica"/>
           <w:b/>
           <w:i w:val="0"/>
           <w:color w:val="000000"/>
@@ -53,7 +53,7 @@
       </w:pPr>
       <w:r>
         <w:rPr>
-          <w:rFonts w:ascii="Helvetica" w:hAnsi="Helvetica" w:eastAsia="Helvetica"/>
+          <w:rFonts w:ascii="Arial" w:hAnsi="Arial" w:eastAsia="Helvetica"/>
           <w:b/>
           <w:i w:val="0"/>
           <w:color w:val="000000"/>
@@ -126,7 +126,7 @@
       </w:pPr>
       <w:r>
         <w:rPr>
-          <w:rFonts w:ascii="Helvetica" w:hAnsi="Helvetica" w:eastAsia="Helvetica"/>
+          <w:rFonts w:ascii="Arial" w:hAnsi="Arial" w:eastAsia="Helvetica"/>
           <w:b/>
           <w:i w:val="0"/>
           <w:color w:val="000000"/>
@@ -240,7 +240,7 @@
             </w:pPr>
             <w:r>
               <w:rPr>
-                <w:rFonts w:ascii="Helvetica" w:hAnsi="Helvetica" w:eastAsia="Helvetica"/>
+                <w:rFonts w:ascii="Arial" w:hAnsi="Arial" w:eastAsia="Helvetica"/>
                 <w:b w:val="0"/>
                 <w:i w:val="0"/>
                 <w:color w:val="66666B"/>
@@ -270,7 +270,7 @@
             </w:pPr>
             <w:r>
               <w:rPr>
-                <w:rFonts w:ascii="Helvetica" w:hAnsi="Helvetica" w:eastAsia="Helvetica"/>
+                <w:rFonts w:ascii="Arial" w:hAnsi="Arial" w:eastAsia="Helvetica"/>
                 <w:b w:val="0"/>
                 <w:i w:val="0"/>
                 <w:color w:val="66666B"/>
@@ -300,7 +300,7 @@
             </w:pPr>
             <w:r>
               <w:rPr>
-                <w:rFonts w:ascii="Helvetica" w:hAnsi="Helvetica" w:eastAsia="Helvetica"/>
+                <w:rFonts w:ascii="Arial" w:hAnsi="Arial" w:eastAsia="Helvetica"/>
                 <w:b w:val="0"/>
                 <w:i w:val="0"/>
                 <w:color w:val="66666B"/>
@@ -330,7 +330,7 @@
             </w:pPr>
             <w:r>
               <w:rPr>
-                <w:rFonts w:ascii="Helvetica" w:hAnsi="Helvetica" w:eastAsia="Helvetica"/>
+                <w:rFonts w:ascii="Arial" w:hAnsi="Arial" w:eastAsia="Helvetica"/>
                 <w:b w:val="0"/>
                 <w:i w:val="0"/>
                 <w:color w:val="66666B"/>
@@ -360,7 +360,7 @@
             </w:pPr>
             <w:r>
               <w:rPr>
-                <w:rFonts w:ascii="Helvetica" w:hAnsi="Helvetica" w:eastAsia="Helvetica"/>
+                <w:rFonts w:ascii="Arial" w:hAnsi="Arial" w:eastAsia="Helvetica"/>
                 <w:b w:val="0"/>
                 <w:i w:val="0"/>
                 <w:color w:val="66666B"/>
@@ -390,7 +390,7 @@
             </w:pPr>
             <w:r>
               <w:rPr>
-                <w:rFonts w:ascii="Helvetica" w:hAnsi="Helvetica" w:eastAsia="Helvetica"/>
+                <w:rFonts w:ascii="Arial" w:hAnsi="Arial" w:eastAsia="Helvetica"/>
                 <w:b w:val="0"/>
                 <w:i w:val="0"/>
                 <w:color w:val="66666B"/>
@@ -420,7 +420,7 @@
             </w:pPr>
             <w:r>
               <w:rPr>
-                <w:rFonts w:ascii="Helvetica" w:hAnsi="Helvetica" w:eastAsia="Helvetica"/>
+                <w:rFonts w:ascii="Arial" w:hAnsi="Arial" w:eastAsia="Helvetica"/>
                 <w:b w:val="0"/>
                 <w:i w:val="0"/>
                 <w:color w:val="66666B"/>
@@ -450,7 +450,7 @@
             </w:pPr>
             <w:r>
               <w:rPr>
-                <w:rFonts w:ascii="Helvetica" w:hAnsi="Helvetica" w:eastAsia="Helvetica"/>
+                <w:rFonts w:ascii="Arial" w:hAnsi="Arial" w:eastAsia="Helvetica"/>
                 <w:b w:val="0"/>
                 <w:i w:val="0"/>
                 <w:color w:val="66666B"/>
@@ -480,7 +480,7 @@
             </w:pPr>
             <w:r>
               <w:rPr>
-                <w:rFonts w:ascii="Helvetica" w:hAnsi="Helvetica" w:eastAsia="Helvetica"/>
+                <w:rFonts w:ascii="Arial" w:hAnsi="Arial" w:eastAsia="Helvetica"/>
                 <w:b w:val="0"/>
                 <w:i w:val="0"/>
                 <w:color w:val="66666B"/>
@@ -510,7 +510,7 @@
             </w:pPr>
             <w:r>
               <w:rPr>
-                <w:rFonts w:ascii="Helvetica" w:hAnsi="Helvetica" w:eastAsia="Helvetica"/>
+                <w:rFonts w:ascii="Arial" w:hAnsi="Arial" w:eastAsia="Helvetica"/>
                 <w:b w:val="0"/>
                 <w:i w:val="0"/>
                 <w:color w:val="66666B"/>
@@ -540,7 +540,7 @@
             </w:pPr>
             <w:r>
               <w:rPr>
-                <w:rFonts w:ascii="Helvetica" w:hAnsi="Helvetica" w:eastAsia="Helvetica"/>
+                <w:rFonts w:ascii="Arial" w:hAnsi="Arial" w:eastAsia="Helvetica"/>
                 <w:b w:val="0"/>
                 <w:i w:val="0"/>
                 <w:color w:val="66666B"/>
@@ -570,7 +570,7 @@
             </w:pPr>
             <w:r>
               <w:rPr>
-                <w:rFonts w:ascii="Helvetica" w:hAnsi="Helvetica" w:eastAsia="Helvetica"/>
+                <w:rFonts w:ascii="Arial" w:hAnsi="Arial" w:eastAsia="Helvetica"/>
                 <w:b w:val="0"/>
                 <w:i w:val="0"/>
                 <w:color w:val="66666B"/>
@@ -600,7 +600,7 @@
             </w:pPr>
             <w:r>
               <w:rPr>
-                <w:rFonts w:ascii="Helvetica" w:hAnsi="Helvetica" w:eastAsia="Helvetica"/>
+                <w:rFonts w:ascii="Arial" w:hAnsi="Arial" w:eastAsia="Helvetica"/>
                 <w:b w:val="0"/>
                 <w:i w:val="0"/>
                 <w:color w:val="66666B"/>
